--- a/Petrova_OOP.docx
+++ b/Petrova_OOP.docx
@@ -16204,6 +16204,7 @@
         </w:numPr>
         <w:contextualSpacing/>
       </w:pPr>
+      <w:commentRangeStart w:id="27"/>
       <w:r>
         <w:t>Книга</w:t>
       </w:r>
@@ -16215,6 +16216,13 @@
       </w:r>
       <w:r>
         <w:t>);</w:t>
+      </w:r>
+      <w:commentRangeEnd w:id="27"/>
+      <w:r>
+        <w:rPr>
+          <w:rStyle w:val="af4"/>
+        </w:rPr>
+        <w:commentReference w:id="27"/>
       </w:r>
     </w:p>
     <w:p>
@@ -16851,7 +16859,7 @@
     <w:p/>
     <w:p/>
     <w:sectPr>
-      <w:footerReference w:type="default" r:id="rId34"/>
+      <w:footerReference w:type="default" r:id="rId38"/>
       <w:pgSz w:w="11906" w:h="16838"/>
       <w:pgMar w:top="1134" w:right="850" w:bottom="1134" w:left="1701" w:header="0" w:footer="0" w:gutter="0"/>
       <w:cols w:space="720"/>
@@ -16860,6 +16868,42 @@
     </w:sectPr>
   </w:body>
 </w:document>
+</file>
+
+<file path=word/comments.xml><?xml version="1.0" encoding="utf-8"?>
+<w:comments xmlns:wpc="http://schemas.microsoft.com/office/word/2010/wordprocessingCanvas" xmlns:cx="http://schemas.microsoft.com/office/drawing/2014/chartex" xmlns:cx1="http://schemas.microsoft.com/office/drawing/2015/9/8/chartex" xmlns:cx2="http://schemas.microsoft.com/office/drawing/2015/10/21/chartex" xmlns:cx3="http://schemas.microsoft.com/office/drawing/2016/5/9/chartex" xmlns:cx4="http://schemas.microsoft.com/office/drawing/2016/5/10/chartex" xmlns:cx5="http://schemas.microsoft.com/office/drawing/2016/5/11/chartex" xmlns:cx6="http://schemas.microsoft.com/office/drawing/2016/5/12/chartex" xmlns:cx7="http://schemas.microsoft.com/office/drawing/2016/5/13/chartex" xmlns:cx8="http://schemas.microsoft.com/office/drawing/2016/5/14/chartex" xmlns:mc="http://schemas.openxmlformats.org/markup-compatibility/2006" xmlns:aink="http://schemas.microsoft.com/office/drawing/2016/ink" xmlns:am3d="http://schemas.microsoft.com/office/drawing/2017/model3d" xmlns:o="urn:schemas-microsoft-com:office:office" xmlns:r="http://schemas.openxmlformats.org/officeDocument/2006/relationships" xmlns:m="http://schemas.openxmlformats.org/officeDocument/2006/math" xmlns:v="urn:schemas-microsoft-com:vml" xmlns:wp14="http://schemas.microsoft.com/office/word/2010/wordprocessingDrawing" xmlns:wp="http://schemas.openxmlformats.org/drawingml/2006/wordprocessingDrawing" xmlns:w10="urn:schemas-microsoft-com:office:word" xmlns:w="http://schemas.openxmlformats.org/wordprocessingml/2006/main" xmlns:w14="http://schemas.microsoft.com/office/word/2010/wordml" xmlns:w15="http://schemas.microsoft.com/office/word/2012/wordml" xmlns:w16cex="http://schemas.microsoft.com/office/word/2018/wordml/cex" xmlns:w16cid="http://schemas.microsoft.com/office/word/2016/wordml/cid" xmlns:w16="http://schemas.microsoft.com/office/word/2018/wordml" xmlns:w16sdtdh="http://schemas.microsoft.com/office/word/2020/wordml/sdtdatahash" xmlns:w16se="http://schemas.microsoft.com/office/word/2015/wordml/symex" xmlns:wpg="http://schemas.microsoft.com/office/word/2010/wordprocessingGroup" xmlns:wpi="http://schemas.microsoft.com/office/word/2010/wordprocessingInk" xmlns:wne="http://schemas.microsoft.com/office/word/2006/wordml" xmlns:wps="http://schemas.microsoft.com/office/word/2010/wordprocessingShape" mc:Ignorable="w14 w15 w16se w16cid w16 w16cex w16sdtdh wp14">
+  <w:comment w:id="27" w:author="Aleksey A. Kalentev" w:date="2025-10-06T14:06:00Z" w:initials="AAK">
+    <w:p>
+      <w:pPr>
+        <w:pStyle w:val="af5"/>
+      </w:pPr>
+      <w:r>
+        <w:rPr>
+          <w:rStyle w:val="af4"/>
+        </w:rPr>
+        <w:annotationRef/>
+      </w:r>
+    </w:p>
+  </w:comment>
+</w:comments>
+</file>
+
+<file path=word/commentsExtended.xml><?xml version="1.0" encoding="utf-8"?>
+<w15:commentsEx xmlns:wpc="http://schemas.microsoft.com/office/word/2010/wordprocessingCanvas" xmlns:cx="http://schemas.microsoft.com/office/drawing/2014/chartex" xmlns:cx1="http://schemas.microsoft.com/office/drawing/2015/9/8/chartex" xmlns:cx2="http://schemas.microsoft.com/office/drawing/2015/10/21/chartex" xmlns:cx3="http://schemas.microsoft.com/office/drawing/2016/5/9/chartex" xmlns:cx4="http://schemas.microsoft.com/office/drawing/2016/5/10/chartex" xmlns:cx5="http://schemas.microsoft.com/office/drawing/2016/5/11/chartex" xmlns:cx6="http://schemas.microsoft.com/office/drawing/2016/5/12/chartex" xmlns:cx7="http://schemas.microsoft.com/office/drawing/2016/5/13/chartex" xmlns:cx8="http://schemas.microsoft.com/office/drawing/2016/5/14/chartex" xmlns:mc="http://schemas.openxmlformats.org/markup-compatibility/2006" xmlns:aink="http://schemas.microsoft.com/office/drawing/2016/ink" xmlns:am3d="http://schemas.microsoft.com/office/drawing/2017/model3d" xmlns:o="urn:schemas-microsoft-com:office:office" xmlns:r="http://schemas.openxmlformats.org/officeDocument/2006/relationships" xmlns:m="http://schemas.openxmlformats.org/officeDocument/2006/math" xmlns:v="urn:schemas-microsoft-com:vml" xmlns:wp14="http://schemas.microsoft.com/office/word/2010/wordprocessingDrawing" xmlns:wp="http://schemas.openxmlformats.org/drawingml/2006/wordprocessingDrawing" xmlns:w10="urn:schemas-microsoft-com:office:word" xmlns:w="http://schemas.openxmlformats.org/wordprocessingml/2006/main" xmlns:w14="http://schemas.microsoft.com/office/word/2010/wordml" xmlns:w15="http://schemas.microsoft.com/office/word/2012/wordml" xmlns:w16cex="http://schemas.microsoft.com/office/word/2018/wordml/cex" xmlns:w16cid="http://schemas.microsoft.com/office/word/2016/wordml/cid" xmlns:w16="http://schemas.microsoft.com/office/word/2018/wordml" xmlns:w16sdtdh="http://schemas.microsoft.com/office/word/2020/wordml/sdtdatahash" xmlns:w16se="http://schemas.microsoft.com/office/word/2015/wordml/symex" xmlns:wpg="http://schemas.microsoft.com/office/word/2010/wordprocessingGroup" xmlns:wpi="http://schemas.microsoft.com/office/word/2010/wordprocessingInk" xmlns:wne="http://schemas.microsoft.com/office/word/2006/wordml" xmlns:wps="http://schemas.microsoft.com/office/word/2010/wordprocessingShape" mc:Ignorable="w14 w15 w16se w16cid w16 w16cex w16sdtdh wp14">
+  <w15:commentEx w15:paraId="3941CF15" w15:done="0"/>
+</w15:commentsEx>
+</file>
+
+<file path=word/commentsExtensible.xml><?xml version="1.0" encoding="utf-8"?>
+<w16cex:commentsExtensible xmlns:wpc="http://schemas.microsoft.com/office/word/2010/wordprocessingCanvas" xmlns:cx="http://schemas.microsoft.com/office/drawing/2014/chartex" xmlns:cx1="http://schemas.microsoft.com/office/drawing/2015/9/8/chartex" xmlns:cx2="http://schemas.microsoft.com/office/drawing/2015/10/21/chartex" xmlns:cx3="http://schemas.microsoft.com/office/drawing/2016/5/9/chartex" xmlns:cx4="http://schemas.microsoft.com/office/drawing/2016/5/10/chartex" xmlns:cx5="http://schemas.microsoft.com/office/drawing/2016/5/11/chartex" xmlns:cx6="http://schemas.microsoft.com/office/drawing/2016/5/12/chartex" xmlns:cx7="http://schemas.microsoft.com/office/drawing/2016/5/13/chartex" xmlns:cx8="http://schemas.microsoft.com/office/drawing/2016/5/14/chartex" xmlns:mc="http://schemas.openxmlformats.org/markup-compatibility/2006" xmlns:aink="http://schemas.microsoft.com/office/drawing/2016/ink" xmlns:am3d="http://schemas.microsoft.com/office/drawing/2017/model3d" xmlns:o="urn:schemas-microsoft-com:office:office" xmlns:r="http://schemas.openxmlformats.org/officeDocument/2006/relationships" xmlns:m="http://schemas.openxmlformats.org/officeDocument/2006/math" xmlns:v="urn:schemas-microsoft-com:vml" xmlns:wp14="http://schemas.microsoft.com/office/word/2010/wordprocessingDrawing" xmlns:wp="http://schemas.openxmlformats.org/drawingml/2006/wordprocessingDrawing" xmlns:w10="urn:schemas-microsoft-com:office:word" xmlns:w="http://schemas.openxmlformats.org/wordprocessingml/2006/main" xmlns:w14="http://schemas.microsoft.com/office/word/2010/wordml" xmlns:w15="http://schemas.microsoft.com/office/word/2012/wordml" xmlns:w16cex="http://schemas.microsoft.com/office/word/2018/wordml/cex" xmlns:w16cid="http://schemas.microsoft.com/office/word/2016/wordml/cid" xmlns:w16="http://schemas.microsoft.com/office/word/2018/wordml" xmlns:w16sdtdh="http://schemas.microsoft.com/office/word/2020/wordml/sdtdatahash" xmlns:w16se="http://schemas.microsoft.com/office/word/2015/wordml/symex" xmlns:wpg="http://schemas.microsoft.com/office/word/2010/wordprocessingGroup" xmlns:wpi="http://schemas.microsoft.com/office/word/2010/wordprocessingInk" xmlns:wne="http://schemas.microsoft.com/office/word/2006/wordml" xmlns:wps="http://schemas.microsoft.com/office/word/2010/wordprocessingShape" mc:Ignorable="w14 w15 w16se w16cid w16 w16cex w16sdtdh wp14">
+  <w16cex:commentExtensible w16cex:durableId="2C8E4B5B" w16cex:dateUtc="2025-10-06T07:06:00Z"/>
+</w16cex:commentsExtensible>
+</file>
+
+<file path=word/commentsIds.xml><?xml version="1.0" encoding="utf-8"?>
+<w16cid:commentsIds xmlns:wpc="http://schemas.microsoft.com/office/word/2010/wordprocessingCanvas" xmlns:cx="http://schemas.microsoft.com/office/drawing/2014/chartex" xmlns:cx1="http://schemas.microsoft.com/office/drawing/2015/9/8/chartex" xmlns:cx2="http://schemas.microsoft.com/office/drawing/2015/10/21/chartex" xmlns:cx3="http://schemas.microsoft.com/office/drawing/2016/5/9/chartex" xmlns:cx4="http://schemas.microsoft.com/office/drawing/2016/5/10/chartex" xmlns:cx5="http://schemas.microsoft.com/office/drawing/2016/5/11/chartex" xmlns:cx6="http://schemas.microsoft.com/office/drawing/2016/5/12/chartex" xmlns:cx7="http://schemas.microsoft.com/office/drawing/2016/5/13/chartex" xmlns:cx8="http://schemas.microsoft.com/office/drawing/2016/5/14/chartex" xmlns:mc="http://schemas.openxmlformats.org/markup-compatibility/2006" xmlns:aink="http://schemas.microsoft.com/office/drawing/2016/ink" xmlns:am3d="http://schemas.microsoft.com/office/drawing/2017/model3d" xmlns:o="urn:schemas-microsoft-com:office:office" xmlns:r="http://schemas.openxmlformats.org/officeDocument/2006/relationships" xmlns:m="http://schemas.openxmlformats.org/officeDocument/2006/math" xmlns:v="urn:schemas-microsoft-com:vml" xmlns:wp14="http://schemas.microsoft.com/office/word/2010/wordprocessingDrawing" xmlns:wp="http://schemas.openxmlformats.org/drawingml/2006/wordprocessingDrawing" xmlns:w10="urn:schemas-microsoft-com:office:word" xmlns:w="http://schemas.openxmlformats.org/wordprocessingml/2006/main" xmlns:w14="http://schemas.microsoft.com/office/word/2010/wordml" xmlns:w15="http://schemas.microsoft.com/office/word/2012/wordml" xmlns:w16cex="http://schemas.microsoft.com/office/word/2018/wordml/cex" xmlns:w16cid="http://schemas.microsoft.com/office/word/2016/wordml/cid" xmlns:w16="http://schemas.microsoft.com/office/word/2018/wordml" xmlns:w16sdtdh="http://schemas.microsoft.com/office/word/2020/wordml/sdtdatahash" xmlns:w16se="http://schemas.microsoft.com/office/word/2015/wordml/symex" xmlns:wpg="http://schemas.microsoft.com/office/word/2010/wordprocessingGroup" xmlns:wpi="http://schemas.microsoft.com/office/word/2010/wordprocessingInk" xmlns:wne="http://schemas.microsoft.com/office/word/2006/wordml" xmlns:wps="http://schemas.microsoft.com/office/word/2010/wordprocessingShape" mc:Ignorable="w14 w15 w16se w16cid w16 w16cex w16sdtdh wp14">
+  <w16cid:commentId w16cid:paraId="3941CF15" w16cid:durableId="2C8E4B5B"/>
+</w16cid:commentsIds>
 </file>
 
 <file path=word/endnotes.xml><?xml version="1.0" encoding="utf-8"?>
@@ -17943,6 +17987,14 @@
     <w:abstractNumId w:val="6"/>
   </w:num>
 </w:numbering>
+</file>
+
+<file path=word/people.xml><?xml version="1.0" encoding="utf-8"?>
+<w15:people xmlns:wpc="http://schemas.microsoft.com/office/word/2010/wordprocessingCanvas" xmlns:cx="http://schemas.microsoft.com/office/drawing/2014/chartex" xmlns:cx1="http://schemas.microsoft.com/office/drawing/2015/9/8/chartex" xmlns:cx2="http://schemas.microsoft.com/office/drawing/2015/10/21/chartex" xmlns:cx3="http://schemas.microsoft.com/office/drawing/2016/5/9/chartex" xmlns:cx4="http://schemas.microsoft.com/office/drawing/2016/5/10/chartex" xmlns:cx5="http://schemas.microsoft.com/office/drawing/2016/5/11/chartex" xmlns:cx6="http://schemas.microsoft.com/office/drawing/2016/5/12/chartex" xmlns:cx7="http://schemas.microsoft.com/office/drawing/2016/5/13/chartex" xmlns:cx8="http://schemas.microsoft.com/office/drawing/2016/5/14/chartex" xmlns:mc="http://schemas.openxmlformats.org/markup-compatibility/2006" xmlns:aink="http://schemas.microsoft.com/office/drawing/2016/ink" xmlns:am3d="http://schemas.microsoft.com/office/drawing/2017/model3d" xmlns:o="urn:schemas-microsoft-com:office:office" xmlns:r="http://schemas.openxmlformats.org/officeDocument/2006/relationships" xmlns:m="http://schemas.openxmlformats.org/officeDocument/2006/math" xmlns:v="urn:schemas-microsoft-com:vml" xmlns:wp14="http://schemas.microsoft.com/office/word/2010/wordprocessingDrawing" xmlns:wp="http://schemas.openxmlformats.org/drawingml/2006/wordprocessingDrawing" xmlns:w10="urn:schemas-microsoft-com:office:word" xmlns:w="http://schemas.openxmlformats.org/wordprocessingml/2006/main" xmlns:w14="http://schemas.microsoft.com/office/word/2010/wordml" xmlns:w15="http://schemas.microsoft.com/office/word/2012/wordml" xmlns:w16cex="http://schemas.microsoft.com/office/word/2018/wordml/cex" xmlns:w16cid="http://schemas.microsoft.com/office/word/2016/wordml/cid" xmlns:w16="http://schemas.microsoft.com/office/word/2018/wordml" xmlns:w16sdtdh="http://schemas.microsoft.com/office/word/2020/wordml/sdtdatahash" xmlns:w16se="http://schemas.microsoft.com/office/word/2015/wordml/symex" xmlns:wpg="http://schemas.microsoft.com/office/word/2010/wordprocessingGroup" xmlns:wpi="http://schemas.microsoft.com/office/word/2010/wordprocessingInk" xmlns:wne="http://schemas.microsoft.com/office/word/2006/wordml" xmlns:wps="http://schemas.microsoft.com/office/word/2010/wordprocessingShape" mc:Ignorable="w14 w15 w16se w16cid w16 w16cex w16sdtdh wp14">
+  <w15:person w15:author="Aleksey A. Kalentev">
+    <w15:presenceInfo w15:providerId="AD" w15:userId="S-1-5-21-507921405-1993962763-1957994488-151096"/>
+  </w15:person>
+</w15:people>
 </file>
 
 <file path=word/styles.xml><?xml version="1.0" encoding="utf-8"?>
@@ -18794,6 +18846,76 @@
       </w:tblBorders>
     </w:tblPr>
   </w:style>
+  <w:style w:type="character" w:styleId="af4">
+    <w:name w:val="annotation reference"/>
+    <w:basedOn w:val="a0"/>
+    <w:uiPriority w:val="99"/>
+    <w:semiHidden/>
+    <w:unhideWhenUsed/>
+    <w:rsid w:val="00247EEB"/>
+    <w:rPr>
+      <w:sz w:val="16"/>
+      <w:szCs w:val="16"/>
+    </w:rPr>
+  </w:style>
+  <w:style w:type="paragraph" w:styleId="af5">
+    <w:name w:val="annotation text"/>
+    <w:basedOn w:val="a"/>
+    <w:link w:val="af6"/>
+    <w:uiPriority w:val="99"/>
+    <w:semiHidden/>
+    <w:unhideWhenUsed/>
+    <w:rsid w:val="00247EEB"/>
+    <w:pPr>
+      <w:spacing w:line="240" w:lineRule="auto"/>
+    </w:pPr>
+    <w:rPr>
+      <w:sz w:val="20"/>
+      <w:szCs w:val="20"/>
+    </w:rPr>
+  </w:style>
+  <w:style w:type="character" w:customStyle="1" w:styleId="af6">
+    <w:name w:val="Текст примечания Знак"/>
+    <w:basedOn w:val="a0"/>
+    <w:link w:val="af5"/>
+    <w:uiPriority w:val="99"/>
+    <w:semiHidden/>
+    <w:rsid w:val="00247EEB"/>
+    <w:rPr>
+      <w:rFonts w:ascii="Times New Roman" w:hAnsi="Times New Roman"/>
+      <w:sz w:val="20"/>
+      <w:szCs w:val="20"/>
+    </w:rPr>
+  </w:style>
+  <w:style w:type="paragraph" w:styleId="af7">
+    <w:name w:val="annotation subject"/>
+    <w:basedOn w:val="af5"/>
+    <w:next w:val="af5"/>
+    <w:link w:val="af8"/>
+    <w:uiPriority w:val="99"/>
+    <w:semiHidden/>
+    <w:unhideWhenUsed/>
+    <w:rsid w:val="00247EEB"/>
+    <w:rPr>
+      <w:b/>
+      <w:bCs/>
+    </w:rPr>
+  </w:style>
+  <w:style w:type="character" w:customStyle="1" w:styleId="af8">
+    <w:name w:val="Тема примечания Знак"/>
+    <w:basedOn w:val="af6"/>
+    <w:link w:val="af7"/>
+    <w:uiPriority w:val="99"/>
+    <w:semiHidden/>
+    <w:rsid w:val="00247EEB"/>
+    <w:rPr>
+      <w:rFonts w:ascii="Times New Roman" w:hAnsi="Times New Roman"/>
+      <w:b/>
+      <w:bCs/>
+      <w:sz w:val="20"/>
+      <w:szCs w:val="20"/>
+    </w:rPr>
+  </w:style>
 </w:styles>
 </file>
 
